--- a/Conceptfase/VR/2_User Stories_VR_Stamgroep_B.docx
+++ b/Conceptfase/VR/2_User Stories_VR_Stamgroep_B.docx
@@ -2599,7 +2599,7 @@
       </w:tr>
       <w:tr>
         <w:trPr>
-          <w:trHeight w:val="567"/>
+          <w:trHeight w:val="300"/>
         </w:trPr>
         <w:tc>
           <w:tcPr>
@@ -7000,9 +7000,72 @@
     <w:p>
       <w:pPr>
         <w:rPr>
-          <w:rFonts w:cstheme="minorHAnsi"/>
-          <w:i/>
-          <w:iCs/>
+          <w:rFonts w:cs="Calibri" w:cstheme="minorAscii"/>
+          <w:i w:val="1"/>
+          <w:iCs w:val="1"/>
+        </w:rPr>
+      </w:pPr>
+    </w:p>
+    <w:p>
+      <w:pPr>
+        <w:rPr>
+          <w:rFonts w:cs="Calibri" w:cstheme="minorAscii"/>
+          <w:i w:val="1"/>
+          <w:iCs w:val="1"/>
+        </w:rPr>
+      </w:pPr>
+    </w:p>
+    <w:p>
+      <w:pPr>
+        <w:rPr>
+          <w:rFonts w:cs="Calibri" w:cstheme="minorAscii"/>
+          <w:i w:val="1"/>
+          <w:iCs w:val="1"/>
+        </w:rPr>
+      </w:pPr>
+    </w:p>
+    <w:p>
+      <w:pPr>
+        <w:rPr>
+          <w:rFonts w:cs="Calibri" w:cstheme="minorAscii"/>
+          <w:i w:val="1"/>
+          <w:iCs w:val="1"/>
+        </w:rPr>
+      </w:pPr>
+    </w:p>
+    <w:p>
+      <w:pPr>
+        <w:rPr>
+          <w:rFonts w:cs="Calibri" w:cstheme="minorAscii"/>
+          <w:i w:val="1"/>
+          <w:iCs w:val="1"/>
+        </w:rPr>
+      </w:pPr>
+    </w:p>
+    <w:p>
+      <w:pPr>
+        <w:rPr>
+          <w:rFonts w:cs="Calibri" w:cstheme="minorAscii"/>
+          <w:i w:val="1"/>
+          <w:iCs w:val="1"/>
+        </w:rPr>
+      </w:pPr>
+    </w:p>
+    <w:p>
+      <w:pPr>
+        <w:rPr>
+          <w:rFonts w:cs="Calibri" w:cstheme="minorAscii"/>
+          <w:i w:val="1"/>
+          <w:iCs w:val="1"/>
+        </w:rPr>
+      </w:pPr>
+    </w:p>
+    <w:p>
+      <w:pPr>
+        <w:rPr>
+          <w:rFonts w:cs="Calibri" w:cstheme="minorAscii"/>
+          <w:i w:val="1"/>
+          <w:iCs w:val="1"/>
         </w:rPr>
       </w:pPr>
     </w:p>
@@ -7032,6 +7095,7 @@
             </w:tcBorders>
             <w:shd w:val="clear" w:color="auto" w:fill="BFBFBF" w:themeFill="background1" w:themeFillShade="BF"/>
             <w:noWrap/>
+            <w:tcMar/>
             <w:vAlign w:val="center"/>
           </w:tcPr>
           <w:p>
@@ -7066,16 +7130,20 @@
               <w:right w:val="single" w:color="auto" w:sz="4" w:space="0"/>
             </w:tcBorders>
             <w:shd w:val="clear" w:color="auto" w:fill="auto"/>
+            <w:tcMar/>
             <w:vAlign w:val="center"/>
           </w:tcPr>
           <w:p>
             <w:pPr>
               <w:spacing w:after="0" w:line="240" w:lineRule="auto"/>
-              <w:rPr>
-                <w:rFonts w:ascii="Calibri" w:hAnsi="Calibri" w:eastAsia="Times New Roman" w:cs="Calibri"/>
-                <w:color w:val="000000"/>
-              </w:rPr>
-            </w:pPr>
+            </w:pPr>
+            <w:r>
+              <w:rPr>
+                <w:rFonts w:ascii="Calibri" w:hAnsi="Calibri" w:eastAsia="Times New Roman" w:cs="Calibri"/>
+                <w:color w:val="000000" w:themeColor="text1" w:themeTint="FF" w:themeShade="FF"/>
+              </w:rPr>
+              <w:t>Adam aljumaili(Jin)</w:t>
+            </w:r>
           </w:p>
         </w:tc>
       </w:tr>
@@ -7094,6 +7162,7 @@
             </w:tcBorders>
             <w:shd w:val="clear" w:color="auto" w:fill="BFBFBF" w:themeFill="background1" w:themeFillShade="BF"/>
             <w:noWrap/>
+            <w:tcMar/>
             <w:vAlign w:val="center"/>
             <w:hideMark/>
           </w:tcPr>
@@ -7143,22 +7212,33 @@
               <w:right w:val="single" w:color="auto" w:sz="4" w:space="0"/>
             </w:tcBorders>
             <w:shd w:val="clear" w:color="auto" w:fill="auto"/>
+            <w:tcMar/>
             <w:vAlign w:val="center"/>
           </w:tcPr>
           <w:p>
             <w:pPr>
               <w:spacing w:after="0" w:line="240" w:lineRule="auto"/>
-              <w:rPr>
-                <w:rFonts w:ascii="Calibri" w:hAnsi="Calibri" w:eastAsia="Times New Roman" w:cs="Calibri"/>
-                <w:color w:val="000000"/>
-              </w:rPr>
-            </w:pPr>
-            <w:r>
-              <w:rPr>
-                <w:rFonts w:ascii="Calibri" w:hAnsi="Calibri" w:eastAsia="Times New Roman" w:cs="Calibri"/>
-                <w:color w:val="000000"/>
-              </w:rPr>
-              <w:t>…</w:t>
+            </w:pPr>
+            <w:r>
+              <w:rPr>
+                <w:rFonts w:ascii="Calibri" w:hAnsi="Calibri" w:eastAsia="Times New Roman" w:cs="Calibri"/>
+                <w:color w:val="000000" w:themeColor="text1" w:themeTint="FF" w:themeShade="FF"/>
+              </w:rPr>
+              <w:t xml:space="preserve">11. </w:t>
+            </w:r>
+            <w:r>
+              <w:rPr>
+                <w:rFonts w:ascii="Calibri" w:hAnsi="Calibri" w:eastAsia="Times New Roman" w:cs="Calibri"/>
+                <w:color w:val="000000" w:themeColor="text1" w:themeTint="FF" w:themeShade="FF"/>
+              </w:rPr>
+              <w:t xml:space="preserve">Sound </w:t>
+            </w:r>
+            <w:r>
+              <w:rPr>
+                <w:rFonts w:ascii="Calibri" w:hAnsi="Calibri" w:eastAsia="Times New Roman" w:cs="Calibri"/>
+                <w:color w:val="000000" w:themeColor="text1" w:themeTint="FF" w:themeShade="FF"/>
+              </w:rPr>
+              <w:t>effecten</w:t>
             </w:r>
           </w:p>
         </w:tc>
@@ -7179,6 +7259,7 @@
             </w:tcBorders>
             <w:shd w:val="clear" w:color="auto" w:fill="BFBFBF" w:themeFill="background1" w:themeFillShade="BF"/>
             <w:noWrap/>
+            <w:tcMar/>
             <w:vAlign w:val="center"/>
             <w:hideMark/>
           </w:tcPr>
@@ -7225,23 +7306,20 @@
             </w:tcBorders>
             <w:shd w:val="clear" w:color="auto" w:fill="auto"/>
             <w:noWrap/>
+            <w:tcMar/>
             <w:vAlign w:val="center"/>
             <w:hideMark/>
           </w:tcPr>
           <w:p>
             <w:pPr>
               <w:spacing w:after="0" w:line="240" w:lineRule="auto"/>
-              <w:rPr>
-                <w:rFonts w:ascii="Calibri" w:hAnsi="Calibri" w:eastAsia="Times New Roman" w:cs="Calibri"/>
-                <w:color w:val="000000"/>
-              </w:rPr>
-            </w:pPr>
-            <w:r>
-              <w:rPr>
-                <w:rFonts w:ascii="Calibri" w:hAnsi="Calibri" w:eastAsia="Times New Roman" w:cs="Calibri"/>
-                <w:color w:val="000000"/>
-              </w:rPr>
-              <w:t>Als … wil ik … zodat …</w:t>
+            </w:pPr>
+            <w:r>
+              <w:rPr>
+                <w:rFonts w:ascii="Calibri" w:hAnsi="Calibri" w:eastAsia="Times New Roman" w:cs="Calibri"/>
+                <w:color w:val="000000" w:themeColor="text1" w:themeTint="FF" w:themeShade="FF"/>
+              </w:rPr>
+              <w:t>Als eindgebruiker wil ik geluiden horen bij het schieten, herladen en verslaan van vijanden, zodat ik direct feedback krijg wanneer er iets gebeurt en daardoor meer immersie ervaar.</w:t>
             </w:r>
           </w:p>
         </w:tc>
@@ -7261,6 +7339,7 @@
             </w:tcBorders>
             <w:shd w:val="clear" w:color="auto" w:fill="BFBFBF" w:themeFill="background1" w:themeFillShade="BF"/>
             <w:noWrap/>
+            <w:tcMar/>
             <w:vAlign w:val="center"/>
             <w:hideMark/>
           </w:tcPr>
@@ -7296,23 +7375,25 @@
             </w:tcBorders>
             <w:shd w:val="clear" w:color="auto" w:fill="auto"/>
             <w:noWrap/>
+            <w:tcMar/>
             <w:vAlign w:val="center"/>
             <w:hideMark/>
           </w:tcPr>
           <w:p>
             <w:pPr>
-              <w:spacing w:after="0" w:line="240" w:lineRule="auto"/>
-              <w:rPr>
-                <w:rFonts w:ascii="Calibri" w:hAnsi="Calibri" w:eastAsia="Times New Roman" w:cs="Calibri"/>
-                <w:color w:val="000000"/>
-              </w:rPr>
-            </w:pPr>
-            <w:r>
-              <w:rPr>
-                <w:rFonts w:ascii="Calibri" w:hAnsi="Calibri" w:eastAsia="Times New Roman" w:cs="Calibri"/>
-                <w:color w:val="000000"/>
-              </w:rPr>
-              <w:t>1-5</w:t>
+              <w:pStyle w:val="Standaard"/>
+              <w:suppressLineNumbers w:val="0"/>
+              <w:bidi w:val="0"/>
+              <w:spacing w:before="0" w:beforeAutospacing="off" w:after="0" w:afterAutospacing="off" w:line="240" w:lineRule="auto"/>
+              <w:ind w:left="0" w:right="0"/>
+              <w:jc w:val="left"/>
+            </w:pPr>
+            <w:r>
+              <w:rPr>
+                <w:rFonts w:ascii="Calibri" w:hAnsi="Calibri" w:eastAsia="Times New Roman" w:cs="Calibri"/>
+                <w:color w:val="000000" w:themeColor="text1" w:themeTint="FF" w:themeShade="FF"/>
+              </w:rPr>
+              <w:t>2</w:t>
             </w:r>
           </w:p>
         </w:tc>
@@ -7327,6 +7408,7 @@
             </w:tcBorders>
             <w:shd w:val="clear" w:color="auto" w:fill="BFBFBF" w:themeFill="background1" w:themeFillShade="BF"/>
             <w:noWrap/>
+            <w:tcMar/>
             <w:vAlign w:val="center"/>
             <w:hideMark/>
           </w:tcPr>
@@ -7362,23 +7444,20 @@
             </w:tcBorders>
             <w:shd w:val="clear" w:color="auto" w:fill="auto"/>
             <w:noWrap/>
+            <w:tcMar/>
             <w:vAlign w:val="center"/>
             <w:hideMark/>
           </w:tcPr>
           <w:p>
             <w:pPr>
               <w:spacing w:after="0" w:line="240" w:lineRule="auto"/>
-              <w:rPr>
-                <w:rFonts w:ascii="Calibri" w:hAnsi="Calibri" w:eastAsia="Times New Roman" w:cs="Calibri"/>
-                <w:color w:val="000000"/>
-              </w:rPr>
-            </w:pPr>
-            <w:r>
-              <w:rPr>
-                <w:rFonts w:ascii="Calibri" w:hAnsi="Calibri" w:eastAsia="Times New Roman" w:cs="Calibri"/>
-                <w:color w:val="000000"/>
-              </w:rPr>
-              <w:t>0,0.5,1,2,3,5,8,13,20</w:t>
+            </w:pPr>
+            <w:r>
+              <w:rPr>
+                <w:rFonts w:ascii="Calibri" w:hAnsi="Calibri" w:eastAsia="Times New Roman" w:cs="Calibri"/>
+                <w:color w:val="000000" w:themeColor="text1" w:themeTint="FF" w:themeShade="FF"/>
+              </w:rPr>
+              <w:t>3</w:t>
             </w:r>
           </w:p>
         </w:tc>
@@ -7399,6 +7478,7 @@
             </w:tcBorders>
             <w:shd w:val="clear" w:color="auto" w:fill="BFBFBF" w:themeFill="background1" w:themeFillShade="BF"/>
             <w:noWrap/>
+            <w:tcMar/>
             <w:vAlign w:val="center"/>
             <w:hideMark/>
           </w:tcPr>
@@ -7445,6 +7525,7 @@
             </w:tcBorders>
             <w:shd w:val="clear" w:color="auto" w:fill="auto"/>
             <w:noWrap/>
+            <w:tcMar/>
             <w:vAlign w:val="center"/>
             <w:hideMark/>
           </w:tcPr>
@@ -7456,17 +7537,56 @@
                 <w:numId w:val="38"/>
               </w:numPr>
               <w:spacing w:before="240" w:line="240" w:lineRule="auto"/>
-              <w:rPr>
-                <w:rFonts w:ascii="Calibri" w:hAnsi="Calibri" w:eastAsia="Times New Roman" w:cs="Calibri"/>
-                <w:color w:val="000000"/>
-              </w:rPr>
-            </w:pPr>
-            <w:r>
-              <w:rPr>
-                <w:rFonts w:ascii="Calibri" w:hAnsi="Calibri" w:eastAsia="Times New Roman" w:cs="Calibri"/>
-                <w:color w:val="000000"/>
-              </w:rPr>
-              <w:t>Criteria 1…</w:t>
+              <w:rPr/>
+            </w:pPr>
+            <w:r>
+              <w:rPr>
+                <w:rFonts w:ascii="Calibri" w:hAnsi="Calibri" w:eastAsia="Times New Roman" w:cs="Calibri"/>
+                <w:color w:val="000000" w:themeColor="text1" w:themeTint="FF" w:themeShade="FF"/>
+              </w:rPr>
+              <w:t>Er wordt een geluid afgespeeld wanneer de speler schiet.</w:t>
+            </w:r>
+          </w:p>
+          <w:p>
+            <w:pPr>
+              <w:pStyle w:val="Lijstalinea"/>
+              <w:numPr>
+                <w:ilvl w:val="0"/>
+                <w:numId w:val="38"/>
+              </w:numPr>
+              <w:spacing w:before="240" w:beforeAutospacing="off" w:after="240" w:afterAutospacing="off" w:line="240" w:lineRule="auto"/>
+              <w:rPr>
+                <w:noProof w:val="0"/>
+                <w:lang w:val="nl-NL"/>
+              </w:rPr>
+            </w:pPr>
+            <w:r>
+              <w:rPr>
+                <w:noProof w:val="0"/>
+                <w:lang w:val="nl-NL"/>
+              </w:rPr>
+              <w:t>Elk wapen heeft zijn eigen unieke geluidseffect.</w:t>
+            </w:r>
+          </w:p>
+          <w:p>
+            <w:pPr>
+              <w:pStyle w:val="Lijstalinea"/>
+              <w:numPr>
+                <w:ilvl w:val="0"/>
+                <w:numId w:val="38"/>
+              </w:numPr>
+              <w:spacing w:before="240" w:beforeAutospacing="off" w:after="240" w:afterAutospacing="off" w:line="240" w:lineRule="auto"/>
+              <w:rPr>
+                <w:noProof w:val="0"/>
+                <w:lang w:val="nl-NL"/>
+              </w:rPr>
+            </w:pPr>
+            <w:r>
+              <w:rPr>
+                <w:noProof w:val="0"/>
+                <w:lang w:val="nl-NL"/>
+              </w:rPr>
+              <w:t>Er wordt een herlaadgeluid afgespeeld wanneer de speler herlaadt.</w:t>
             </w:r>
           </w:p>
           <w:p>
@@ -7478,58 +7598,16 @@
               </w:numPr>
               <w:spacing w:before="240" w:line="240" w:lineRule="auto"/>
               <w:rPr>
-                <w:rFonts w:ascii="Calibri" w:hAnsi="Calibri" w:eastAsia="Times New Roman" w:cs="Calibri"/>
-                <w:color w:val="000000"/>
-              </w:rPr>
-            </w:pPr>
-            <w:r>
-              <w:rPr>
-                <w:rFonts w:ascii="Calibri" w:hAnsi="Calibri" w:eastAsia="Times New Roman" w:cs="Calibri"/>
-                <w:color w:val="000000"/>
-              </w:rPr>
-              <w:t>Criteria 2…</w:t>
-            </w:r>
-          </w:p>
-          <w:p>
-            <w:pPr>
-              <w:pStyle w:val="Lijstalinea"/>
-              <w:numPr>
-                <w:ilvl w:val="0"/>
-                <w:numId w:val="38"/>
-              </w:numPr>
-              <w:spacing w:before="240" w:line="240" w:lineRule="auto"/>
-              <w:rPr>
-                <w:rFonts w:ascii="Calibri" w:hAnsi="Calibri" w:eastAsia="Times New Roman" w:cs="Calibri"/>
-                <w:color w:val="000000"/>
-              </w:rPr>
-            </w:pPr>
-            <w:r>
-              <w:rPr>
-                <w:rFonts w:ascii="Calibri" w:hAnsi="Calibri" w:eastAsia="Times New Roman" w:cs="Calibri"/>
-                <w:color w:val="000000"/>
-              </w:rPr>
-              <w:t>Criteria 3…</w:t>
-            </w:r>
-          </w:p>
-          <w:p>
-            <w:pPr>
-              <w:pStyle w:val="Lijstalinea"/>
-              <w:numPr>
-                <w:ilvl w:val="0"/>
-                <w:numId w:val="38"/>
-              </w:numPr>
-              <w:spacing w:before="240" w:line="240" w:lineRule="auto"/>
-              <w:rPr>
-                <w:rFonts w:ascii="Calibri" w:hAnsi="Calibri" w:eastAsia="Times New Roman" w:cs="Calibri"/>
-                <w:color w:val="000000"/>
-              </w:rPr>
-            </w:pPr>
-            <w:r>
-              <w:rPr>
-                <w:rFonts w:ascii="Calibri" w:hAnsi="Calibri" w:eastAsia="Times New Roman" w:cs="Calibri"/>
-                <w:color w:val="000000"/>
-              </w:rPr>
-              <w:t>Etc.</w:t>
+                <w:noProof w:val="0"/>
+                <w:lang w:val="nl-NL"/>
+              </w:rPr>
+            </w:pPr>
+            <w:r>
+              <w:rPr>
+                <w:noProof w:val="0"/>
+                <w:lang w:val="nl-NL"/>
+              </w:rPr>
+              <w:t>Er wordt een geluid afgespeeld wanneer een vijand wordt verslagen.</w:t>
             </w:r>
           </w:p>
         </w:tc>
@@ -7570,6 +7648,7 @@
             </w:tcBorders>
             <w:shd w:val="clear" w:color="auto" w:fill="BFBFBF" w:themeFill="background1" w:themeFillShade="BF"/>
             <w:noWrap/>
+            <w:tcMar/>
             <w:vAlign w:val="center"/>
           </w:tcPr>
           <w:p>
@@ -7604,16 +7683,25 @@
               <w:right w:val="single" w:color="auto" w:sz="4" w:space="0"/>
             </w:tcBorders>
             <w:shd w:val="clear" w:color="auto" w:fill="auto"/>
-            <w:vAlign w:val="center"/>
-          </w:tcPr>
-          <w:p>
-            <w:pPr>
-              <w:spacing w:after="0" w:line="240" w:lineRule="auto"/>
-              <w:rPr>
-                <w:rFonts w:ascii="Calibri" w:hAnsi="Calibri" w:eastAsia="Times New Roman" w:cs="Calibri"/>
-                <w:color w:val="000000"/>
-              </w:rPr>
-            </w:pPr>
+            <w:tcMar/>
+            <w:vAlign w:val="center"/>
+          </w:tcPr>
+          <w:p>
+            <w:pPr>
+              <w:pStyle w:val="Standaard"/>
+              <w:suppressLineNumbers w:val="0"/>
+              <w:bidi w:val="0"/>
+              <w:spacing w:before="0" w:beforeAutospacing="off" w:after="0" w:afterAutospacing="off" w:line="240" w:lineRule="auto"/>
+              <w:ind w:left="0" w:right="0"/>
+              <w:jc w:val="left"/>
+            </w:pPr>
+            <w:r>
+              <w:rPr>
+                <w:rFonts w:ascii="Calibri" w:hAnsi="Calibri" w:eastAsia="Times New Roman" w:cs="Calibri"/>
+                <w:color w:val="000000" w:themeColor="text1" w:themeTint="FF" w:themeShade="FF"/>
+              </w:rPr>
+              <w:t>Adam aljumaili(Jin)</w:t>
+            </w:r>
           </w:p>
         </w:tc>
       </w:tr>
@@ -7632,6 +7720,7 @@
             </w:tcBorders>
             <w:shd w:val="clear" w:color="auto" w:fill="BFBFBF" w:themeFill="background1" w:themeFillShade="BF"/>
             <w:noWrap/>
+            <w:tcMar/>
             <w:vAlign w:val="center"/>
             <w:hideMark/>
           </w:tcPr>
@@ -7681,22 +7770,40 @@
               <w:right w:val="single" w:color="auto" w:sz="4" w:space="0"/>
             </w:tcBorders>
             <w:shd w:val="clear" w:color="auto" w:fill="auto"/>
+            <w:tcMar/>
             <w:vAlign w:val="center"/>
           </w:tcPr>
           <w:p>
             <w:pPr>
               <w:spacing w:after="0" w:line="240" w:lineRule="auto"/>
-              <w:rPr>
-                <w:rFonts w:ascii="Calibri" w:hAnsi="Calibri" w:eastAsia="Times New Roman" w:cs="Calibri"/>
-                <w:color w:val="000000"/>
-              </w:rPr>
-            </w:pPr>
-            <w:r>
-              <w:rPr>
-                <w:rFonts w:ascii="Calibri" w:hAnsi="Calibri" w:eastAsia="Times New Roman" w:cs="Calibri"/>
-                <w:color w:val="000000"/>
-              </w:rPr>
-              <w:t>…</w:t>
+            </w:pPr>
+            <w:r>
+              <w:rPr>
+                <w:rFonts w:ascii="Calibri" w:hAnsi="Calibri" w:eastAsia="Times New Roman" w:cs="Calibri"/>
+                <w:color w:val="000000" w:themeColor="text1" w:themeTint="FF" w:themeShade="FF"/>
+              </w:rPr>
+              <w:t xml:space="preserve">12. </w:t>
+            </w:r>
+            <w:r>
+              <w:rPr>
+                <w:rFonts w:ascii="Calibri" w:hAnsi="Calibri" w:eastAsia="Times New Roman" w:cs="Calibri"/>
+                <w:color w:val="000000" w:themeColor="text1" w:themeTint="FF" w:themeShade="FF"/>
+              </w:rPr>
+              <w:t xml:space="preserve">Wapen </w:t>
+            </w:r>
+            <w:r>
+              <w:rPr>
+                <w:rFonts w:ascii="Calibri" w:hAnsi="Calibri" w:eastAsia="Times New Roman" w:cs="Calibri"/>
+                <w:color w:val="000000" w:themeColor="text1" w:themeTint="FF" w:themeShade="FF"/>
+              </w:rPr>
+              <w:t>respawn</w:t>
+            </w:r>
+            <w:r>
+              <w:rPr>
+                <w:rFonts w:ascii="Calibri" w:hAnsi="Calibri" w:eastAsia="Times New Roman" w:cs="Calibri"/>
+                <w:color w:val="000000" w:themeColor="text1" w:themeTint="FF" w:themeShade="FF"/>
+              </w:rPr>
+              <w:t xml:space="preserve"> systeem</w:t>
             </w:r>
           </w:p>
         </w:tc>
@@ -7717,6 +7824,7 @@
             </w:tcBorders>
             <w:shd w:val="clear" w:color="auto" w:fill="BFBFBF" w:themeFill="background1" w:themeFillShade="BF"/>
             <w:noWrap/>
+            <w:tcMar/>
             <w:vAlign w:val="center"/>
             <w:hideMark/>
           </w:tcPr>
@@ -7763,23 +7871,20 @@
             </w:tcBorders>
             <w:shd w:val="clear" w:color="auto" w:fill="auto"/>
             <w:noWrap/>
+            <w:tcMar/>
             <w:vAlign w:val="center"/>
             <w:hideMark/>
           </w:tcPr>
           <w:p>
             <w:pPr>
               <w:spacing w:after="0" w:line="240" w:lineRule="auto"/>
-              <w:rPr>
-                <w:rFonts w:ascii="Calibri" w:hAnsi="Calibri" w:eastAsia="Times New Roman" w:cs="Calibri"/>
-                <w:color w:val="000000"/>
-              </w:rPr>
-            </w:pPr>
-            <w:r>
-              <w:rPr>
-                <w:rFonts w:ascii="Calibri" w:hAnsi="Calibri" w:eastAsia="Times New Roman" w:cs="Calibri"/>
-                <w:color w:val="000000"/>
-              </w:rPr>
-              <w:t>Als … wil ik … zodat …</w:t>
+            </w:pPr>
+            <w:r>
+              <w:rPr>
+                <w:rFonts w:ascii="Calibri" w:hAnsi="Calibri" w:eastAsia="Times New Roman" w:cs="Calibri"/>
+                <w:color w:val="000000" w:themeColor="text1" w:themeTint="FF" w:themeShade="FF"/>
+              </w:rPr>
+              <w:t>Als eindgebruiker wil ik dat weggegooide wapens automatisch terugspawnen op een vaste spawnplek, zodat ik ze opnieuw kan oppakken en gebruiken.</w:t>
             </w:r>
           </w:p>
         </w:tc>
@@ -7799,6 +7904,7 @@
             </w:tcBorders>
             <w:shd w:val="clear" w:color="auto" w:fill="BFBFBF" w:themeFill="background1" w:themeFillShade="BF"/>
             <w:noWrap/>
+            <w:tcMar/>
             <w:vAlign w:val="center"/>
             <w:hideMark/>
           </w:tcPr>
@@ -7834,23 +7940,25 @@
             </w:tcBorders>
             <w:shd w:val="clear" w:color="auto" w:fill="auto"/>
             <w:noWrap/>
+            <w:tcMar/>
             <w:vAlign w:val="center"/>
             <w:hideMark/>
           </w:tcPr>
           <w:p>
             <w:pPr>
-              <w:spacing w:after="0" w:line="240" w:lineRule="auto"/>
-              <w:rPr>
-                <w:rFonts w:ascii="Calibri" w:hAnsi="Calibri" w:eastAsia="Times New Roman" w:cs="Calibri"/>
-                <w:color w:val="000000"/>
-              </w:rPr>
-            </w:pPr>
-            <w:r>
-              <w:rPr>
-                <w:rFonts w:ascii="Calibri" w:hAnsi="Calibri" w:eastAsia="Times New Roman" w:cs="Calibri"/>
-                <w:color w:val="000000"/>
-              </w:rPr>
-              <w:t>1-5</w:t>
+              <w:pStyle w:val="Standaard"/>
+              <w:suppressLineNumbers w:val="0"/>
+              <w:bidi w:val="0"/>
+              <w:spacing w:before="0" w:beforeAutospacing="off" w:after="0" w:afterAutospacing="off" w:line="240" w:lineRule="auto"/>
+              <w:ind w:left="0" w:right="0"/>
+              <w:jc w:val="left"/>
+            </w:pPr>
+            <w:r>
+              <w:rPr>
+                <w:rFonts w:ascii="Calibri" w:hAnsi="Calibri" w:eastAsia="Times New Roman" w:cs="Calibri"/>
+                <w:color w:val="000000" w:themeColor="text1" w:themeTint="FF" w:themeShade="FF"/>
+              </w:rPr>
+              <w:t>4</w:t>
             </w:r>
           </w:p>
         </w:tc>
@@ -7865,6 +7973,7 @@
             </w:tcBorders>
             <w:shd w:val="clear" w:color="auto" w:fill="BFBFBF" w:themeFill="background1" w:themeFillShade="BF"/>
             <w:noWrap/>
+            <w:tcMar/>
             <w:vAlign w:val="center"/>
             <w:hideMark/>
           </w:tcPr>
@@ -7900,23 +8009,20 @@
             </w:tcBorders>
             <w:shd w:val="clear" w:color="auto" w:fill="auto"/>
             <w:noWrap/>
+            <w:tcMar/>
             <w:vAlign w:val="center"/>
             <w:hideMark/>
           </w:tcPr>
           <w:p>
             <w:pPr>
               <w:spacing w:after="0" w:line="240" w:lineRule="auto"/>
-              <w:rPr>
-                <w:rFonts w:ascii="Calibri" w:hAnsi="Calibri" w:eastAsia="Times New Roman" w:cs="Calibri"/>
-                <w:color w:val="000000"/>
-              </w:rPr>
-            </w:pPr>
-            <w:r>
-              <w:rPr>
-                <w:rFonts w:ascii="Calibri" w:hAnsi="Calibri" w:eastAsia="Times New Roman" w:cs="Calibri"/>
-                <w:color w:val="000000"/>
-              </w:rPr>
-              <w:t>0,0.5,1,2,3,5,8,13,20</w:t>
+            </w:pPr>
+            <w:r>
+              <w:rPr>
+                <w:rFonts w:ascii="Calibri" w:hAnsi="Calibri" w:eastAsia="Times New Roman" w:cs="Calibri"/>
+                <w:color w:val="000000" w:themeColor="text1" w:themeTint="FF" w:themeShade="FF"/>
+              </w:rPr>
+              <w:t>5</w:t>
             </w:r>
           </w:p>
         </w:tc>
@@ -7937,6 +8043,7 @@
             </w:tcBorders>
             <w:shd w:val="clear" w:color="auto" w:fill="BFBFBF" w:themeFill="background1" w:themeFillShade="BF"/>
             <w:noWrap/>
+            <w:tcMar/>
             <w:vAlign w:val="center"/>
             <w:hideMark/>
           </w:tcPr>
@@ -7983,6 +8090,7 @@
             </w:tcBorders>
             <w:shd w:val="clear" w:color="auto" w:fill="auto"/>
             <w:noWrap/>
+            <w:tcMar/>
             <w:vAlign w:val="center"/>
             <w:hideMark/>
           </w:tcPr>
@@ -7994,17 +8102,98 @@
                 <w:numId w:val="38"/>
               </w:numPr>
               <w:spacing w:before="240" w:line="240" w:lineRule="auto"/>
-              <w:rPr>
-                <w:rFonts w:ascii="Calibri" w:hAnsi="Calibri" w:eastAsia="Times New Roman" w:cs="Calibri"/>
-                <w:color w:val="000000"/>
-              </w:rPr>
-            </w:pPr>
-            <w:r>
-              <w:rPr>
-                <w:rFonts w:ascii="Calibri" w:hAnsi="Calibri" w:eastAsia="Times New Roman" w:cs="Calibri"/>
-                <w:color w:val="000000"/>
-              </w:rPr>
-              <w:t>Criteria 1…</w:t>
+              <w:rPr/>
+            </w:pPr>
+            <w:r>
+              <w:rPr>
+                <w:rFonts w:ascii="Calibri" w:hAnsi="Calibri" w:eastAsia="Times New Roman" w:cs="Calibri"/>
+                <w:color w:val="000000" w:themeColor="text1" w:themeTint="FF" w:themeShade="FF"/>
+              </w:rPr>
+              <w:t>Wanneer een speler een wapen weggooit, verdwijnt het wapen niet permanent.</w:t>
+            </w:r>
+          </w:p>
+          <w:p>
+            <w:pPr>
+              <w:pStyle w:val="Lijstalinea"/>
+              <w:numPr>
+                <w:ilvl w:val="0"/>
+                <w:numId w:val="38"/>
+              </w:numPr>
+              <w:spacing w:before="240" w:beforeAutospacing="off" w:after="240" w:afterAutospacing="off" w:line="240" w:lineRule="auto"/>
+              <w:rPr>
+                <w:noProof w:val="0"/>
+                <w:lang w:val="nl-NL"/>
+              </w:rPr>
+            </w:pPr>
+            <w:r>
+              <w:rPr>
+                <w:noProof w:val="0"/>
+                <w:lang w:val="nl-NL"/>
+              </w:rPr>
+              <w:t>Het weggegooide wapen respawnt automatisch op een vooraf bepaalde spawnplek.</w:t>
+            </w:r>
+          </w:p>
+          <w:p>
+            <w:pPr>
+              <w:pStyle w:val="Lijstalinea"/>
+              <w:numPr>
+                <w:ilvl w:val="0"/>
+                <w:numId w:val="38"/>
+              </w:numPr>
+              <w:spacing w:before="240" w:beforeAutospacing="off" w:after="240" w:afterAutospacing="off" w:line="240" w:lineRule="auto"/>
+              <w:rPr>
+                <w:noProof w:val="0"/>
+                <w:lang w:val="nl-NL"/>
+              </w:rPr>
+            </w:pPr>
+            <w:r>
+              <w:rPr>
+                <w:noProof w:val="0"/>
+                <w:lang w:val="nl-NL"/>
+              </w:rPr>
+              <w:t>De spawnplek van elk wapen is vooraf ingesteld.</w:t>
+            </w:r>
+          </w:p>
+          <w:p>
+            <w:pPr>
+              <w:pStyle w:val="Lijstalinea"/>
+              <w:numPr>
+                <w:ilvl w:val="0"/>
+                <w:numId w:val="38"/>
+              </w:numPr>
+              <w:spacing w:before="240" w:beforeAutospacing="off" w:after="240" w:afterAutospacing="off" w:line="240" w:lineRule="auto"/>
+              <w:rPr>
+                <w:noProof w:val="0"/>
+                <w:lang w:val="nl-NL"/>
+              </w:rPr>
+            </w:pPr>
+            <w:r>
+              <w:rPr>
+                <w:noProof w:val="0"/>
+                <w:lang w:val="nl-NL"/>
+              </w:rPr>
+              <w:t>De speler kan het gerespawnde wapen opnieuw oppakken.</w:t>
+            </w:r>
+          </w:p>
+          <w:p>
+            <w:pPr>
+              <w:pStyle w:val="Lijstalinea"/>
+              <w:numPr>
+                <w:ilvl w:val="0"/>
+                <w:numId w:val="38"/>
+              </w:numPr>
+              <w:spacing w:before="240" w:beforeAutospacing="off" w:after="240" w:afterAutospacing="off" w:line="240" w:lineRule="auto"/>
+              <w:rPr>
+                <w:noProof w:val="0"/>
+                <w:lang w:val="nl-NL"/>
+              </w:rPr>
+            </w:pPr>
+            <w:r>
+              <w:rPr>
+                <w:noProof w:val="0"/>
+                <w:lang w:val="nl-NL"/>
+              </w:rPr>
+              <w:t>Het wapen behoudt zijn normale functionaliteit nadat het is gerespawnd.</w:t>
             </w:r>
           </w:p>
           <w:p>
@@ -8016,58 +8205,16 @@
               </w:numPr>
               <w:spacing w:before="240" w:line="240" w:lineRule="auto"/>
               <w:rPr>
-                <w:rFonts w:ascii="Calibri" w:hAnsi="Calibri" w:eastAsia="Times New Roman" w:cs="Calibri"/>
-                <w:color w:val="000000"/>
-              </w:rPr>
-            </w:pPr>
-            <w:r>
-              <w:rPr>
-                <w:rFonts w:ascii="Calibri" w:hAnsi="Calibri" w:eastAsia="Times New Roman" w:cs="Calibri"/>
-                <w:color w:val="000000"/>
-              </w:rPr>
-              <w:t>Criteria 2…</w:t>
-            </w:r>
-          </w:p>
-          <w:p>
-            <w:pPr>
-              <w:pStyle w:val="Lijstalinea"/>
-              <w:numPr>
-                <w:ilvl w:val="0"/>
-                <w:numId w:val="38"/>
-              </w:numPr>
-              <w:spacing w:before="240" w:line="240" w:lineRule="auto"/>
-              <w:rPr>
-                <w:rFonts w:ascii="Calibri" w:hAnsi="Calibri" w:eastAsia="Times New Roman" w:cs="Calibri"/>
-                <w:color w:val="000000"/>
-              </w:rPr>
-            </w:pPr>
-            <w:r>
-              <w:rPr>
-                <w:rFonts w:ascii="Calibri" w:hAnsi="Calibri" w:eastAsia="Times New Roman" w:cs="Calibri"/>
-                <w:color w:val="000000"/>
-              </w:rPr>
-              <w:t>Criteria 3…</w:t>
-            </w:r>
-          </w:p>
-          <w:p>
-            <w:pPr>
-              <w:pStyle w:val="Lijstalinea"/>
-              <w:numPr>
-                <w:ilvl w:val="0"/>
-                <w:numId w:val="38"/>
-              </w:numPr>
-              <w:spacing w:before="240" w:line="240" w:lineRule="auto"/>
-              <w:rPr>
-                <w:rFonts w:ascii="Calibri" w:hAnsi="Calibri" w:eastAsia="Times New Roman" w:cs="Calibri"/>
-                <w:color w:val="000000"/>
-              </w:rPr>
-            </w:pPr>
-            <w:r>
-              <w:rPr>
-                <w:rFonts w:ascii="Calibri" w:hAnsi="Calibri" w:eastAsia="Times New Roman" w:cs="Calibri"/>
-                <w:color w:val="000000"/>
-              </w:rPr>
-              <w:t>Etc.</w:t>
+                <w:noProof w:val="0"/>
+                <w:lang w:val="nl-NL"/>
+              </w:rPr>
+            </w:pPr>
+            <w:r>
+              <w:rPr>
+                <w:noProof w:val="0"/>
+                <w:lang w:val="nl-NL"/>
+              </w:rPr>
+              <w:t>Er kan niet meer dan één exemplaar van hetzelfde wapen op de spawnplek ontstaan.</w:t>
             </w:r>
           </w:p>
         </w:tc>
